--- a/docs/etsy_letter_midi.docx
+++ b/docs/etsy_letter_midi.docx
@@ -98,7 +98,7 @@
           <w:sz w:val="28"/>
           <w:szCs w:val="28"/>
         </w:rPr>
-        <w:t xml:space="preserve">Plug it in using a Micro-USB </w:t>
+        <w:t xml:space="preserve">Plug it in using a USB </w:t>
       </w:r>
       <w:r>
         <w:rPr>
@@ -437,7 +437,23 @@
           <w:sz w:val="28"/>
           <w:szCs w:val="28"/>
         </w:rPr>
-        <w:t xml:space="preserve"> that are sent when the knob is turned or clicked, go to </w:t>
+        <w:t xml:space="preserve"> that are sent when the knob is turned or clicked, </w:t>
+      </w:r>
+      <w:r>
+        <w:rPr>
+          <w:color w:val="777777"/>
+          <w:sz w:val="28"/>
+          <w:szCs w:val="28"/>
+        </w:rPr>
+        <w:t>point your browser at</w:t>
+      </w:r>
+      <w:r>
+        <w:rPr>
+          <w:color w:val="777777"/>
+          <w:sz w:val="28"/>
+          <w:szCs w:val="28"/>
+        </w:rPr>
+        <w:t xml:space="preserve"> </w:t>
       </w:r>
       <w:hyperlink r:id="rId5" w:history="1">
         <w:r>
@@ -449,7 +465,18 @@
             <w:sz w:val="28"/>
             <w:szCs w:val="28"/>
           </w:rPr>
-          <w:t>https://midi.skilbeck.com</w:t>
+          <w:t>usbknob</w:t>
+        </w:r>
+        <w:r>
+          <w:rPr>
+            <w:rStyle w:val="Hyperlink"/>
+            <w:b/>
+            <w:bCs/>
+            <w:color w:val="777777"/>
+            <w:sz w:val="28"/>
+            <w:szCs w:val="28"/>
+          </w:rPr>
+          <w:t>.com</w:t>
         </w:r>
       </w:hyperlink>
       <w:r>
@@ -517,6 +544,14 @@
           <w:szCs w:val="28"/>
         </w:rPr>
         <w:t>Knob is plugged in.</w:t>
+      </w:r>
+      <w:r>
+        <w:rPr>
+          <w:color w:val="777777"/>
+          <w:sz w:val="28"/>
+          <w:szCs w:val="28"/>
+        </w:rPr>
+        <w:t xml:space="preserve"> Safari is not supported.</w:t>
       </w:r>
     </w:p>
     <w:p>
